--- a/baocao/thuyettrinh.docx
+++ b/baocao/thuyettrinh.docx
@@ -235,10 +235,7 @@
         <w:pStyle w:val="NormalWeb"/>
       </w:pPr>
       <w:r>
-        <w:t>Whisper là mô hình nhận dạng giọng nói tự động do OpenAI phát triển</w:t>
-      </w:r>
-      <w:r>
-        <w:t xml:space="preserve"> </w:t>
+        <w:t xml:space="preserve">Whisper là mô hình nhận dạng giọng nói tự động do OpenAI phát triển </w:t>
       </w:r>
       <w:r>
         <w:t>Với phần Speaking, trình duyệt ghi âm bằng MediaRecorder, sau đó gửi file audio lên backend. Backend chuyển audio sang Whisper service để tạo transcript, rồi so sánh với câu mẫu hoặc câu người học đã chọn. Kết quả trả về gồm transcript, điểm phát âm và phản hồi. Cách này giúp người học luyện nói có tương tác thực tế hơn so với chỉ đọc câu mẫu.</w:t>
@@ -4828,6 +4825,53 @@
           <w:szCs w:val="26"/>
         </w:rPr>
         <w:t>.</w:t>
+      </w:r>
+    </w:p>
+    <w:p>
+      <w:pPr>
+        <w:rPr>
+          <w:sz w:val="26"/>
+          <w:szCs w:val="26"/>
+        </w:rPr>
+      </w:pPr>
+    </w:p>
+    <w:p>
+      <w:pPr>
+        <w:rPr>
+          <w:sz w:val="26"/>
+          <w:szCs w:val="26"/>
+        </w:rPr>
+      </w:pPr>
+    </w:p>
+    <w:p>
+      <w:pPr>
+        <w:rPr>
+          <w:sz w:val="26"/>
+          <w:szCs w:val="26"/>
+        </w:rPr>
+      </w:pPr>
+    </w:p>
+    <w:p>
+      <w:pPr>
+        <w:rPr>
+          <w:sz w:val="26"/>
+          <w:szCs w:val="26"/>
+        </w:rPr>
+      </w:pPr>
+      <w:r>
+        <w:rPr>
+          <w:sz w:val="26"/>
+          <w:szCs w:val="26"/>
+        </w:rPr>
+        <w:t xml:space="preserve">&lt;h3&gt;Định nghĩa&lt;/h3&gt;&lt;p&gt;Thì Hiện tại hoàn thành (Present Perfect) diễn tả hành động &lt;b&gt;đã xảy ra trong quá khứ nhưng có liên quan đến hiện tại&lt;/b&gt;, hoặc hành động &lt;b&gt;bắt đầu trong quá khứ và kéo dài đến hiện tại&lt;/b&gt;.&lt;/p&gt;&lt;h3&gt;Cấu trúc chi tiết&lt;/h3&gt;&lt;ul&gt;&lt;li&gt;&lt;strong&gt;Dạng câu&lt;/strong&gt;&lt;/li&gt;&lt;li&gt;&lt;strong&gt;Cấu trúc&lt;/strong&gt;&lt;/li&gt;&lt;li&gt;&lt;strong&gt;Ví dụ&lt;/strong&gt;&lt;/li&gt;&lt;/ul&gt;&lt;ul&gt;&lt;li&gt;&lt;b&gt;Khẳng định&lt;/b&gt;&lt;/li&gt;&lt;li&gt;S + have/has + V3 (past participle)&lt;/li&gt;&lt;li&gt;I &lt;b&gt;have finished&lt;/b&gt; my homework.&lt;/li&gt;&lt;/ul&gt;&lt;ul&gt;&lt;li&gt;&lt;b&gt;Phủ định&lt;/b&gt;&lt;/li&gt;&lt;li&gt;S + have/has + not + V3&lt;/li&gt;&lt;li&gt;She &lt;b&gt;hasn't eaten&lt;/b&gt; lunch yet.&lt;/li&gt;&lt;/ul&gt;&lt;ul&gt;&lt;li&gt;&lt;b&gt;Nghi vấn&lt;/b&gt;&lt;/li&gt;&lt;li&gt;Have/Has + S + V3?&lt;/li&gt;&lt;li&gt;&lt;b&gt;Have&lt;/b&gt; you ever &lt;b&gt;been&lt;/b&gt; to Japan?&lt;/li&gt;&lt;/ul&gt;&lt;p&gt;&lt;b&gt;Lưu ý:&lt;/b&gt; I/you/we/they → &lt;b&gt;have&lt;/b&gt; | he/she/it → &lt;b&gt;has&lt;/b&gt;&lt;/p&gt;&lt;h3&gt;Cách dùng chi tiết&lt;/h3&gt;&lt;p&gt;&lt;b&gt;1. Kinh nghiệm, trải nghiệm (không nói thời gian cụ thể):&lt;/b&gt;&lt;/p&gt;&lt;p&gt;I &lt;b&gt;have visited&lt;/b&gt; Paris three times. &lt;i&gt;(Tôi đã đến Paris ba lần.)&lt;/i&gt;&lt;/p&gt;&lt;p&gt;&lt;b&gt;Have&lt;/b&gt; you ever &lt;b&gt;tried&lt;/b&gt; sushi? &lt;i&gt;(Bạn đã bao giờ thử sushi chưa?)&lt;/i&gt;&lt;/p&gt;&lt;p&gt;She &lt;b&gt;has never seen&lt;/b&gt; snow. &lt;i&gt;(Cô ấy chưa bao giờ nhìn thấy tuyết.)&lt;/i&gt;&lt;/p&gt;&lt;p&gt;&lt;b&gt;2. Hành động vừa mới xảy ra (just, already, yet):&lt;/b&gt;&lt;/p&gt;&lt;p&gt;He &lt;b&gt;has just arrived&lt;/b&gt;. &lt;i&gt;(Anh ấy vừa mới đến.)&lt;/i&gt;&lt;/p&gt;&lt;p&gt;I &lt;b&gt;have already done&lt;/b&gt; my homework. &lt;i&gt;(Tôi đã làm xong bài tập rồi.)&lt;/i&gt;&lt;/p&gt;&lt;p&gt;&lt;b&gt;Has&lt;/b&gt; the meeting &lt;b&gt;started&lt;/b&gt; yet? &lt;i&gt;(Cuộc họp đã bắt đầu chưa?)&lt;/i&gt;&lt;/p&gt;&lt;p&gt;&lt;b&gt;3. Hành động kéo dài từ quá khứ đến hiện tại (since, for):&lt;/b&gt;&lt;/p&gt;&lt;p&gt;I &lt;b&gt;have lived&lt;/b&gt; here &lt;b&gt;since&lt;/b&gt; 2010. &lt;i&gt;(Tôi đã sống ở đây từ năm 2010.)&lt;/i&gt;&lt;/p&gt;&lt;p&gt;She &lt;b&gt;has worked&lt;/b&gt; at this company &lt;b&gt;for&lt;/b&gt; 5 years. &lt;i&gt;(Cô ấy đã làm việc ở công ty này được 5 năm.)&lt;/i&gt;&lt;/p&gt;&lt;p&gt;We &lt;b&gt;have known&lt;/b&gt; each other &lt;b&gt;since&lt;/b&gt; childhood. &lt;i&gt;(Chúng tôi đã biết nhau từ nhỏ.)&lt;/i&gt;&lt;/p&gt;&lt;h3&gt;Since vs For&lt;/h3&gt;&lt;ul&gt;&lt;li&gt;&lt;strong&gt;SINCE (từ khi — mốc thời gian)&lt;/strong&gt;&lt;/li&gt;&lt;li&gt;&lt;strong&gt;FOR (được — khoảng thời </w:t>
+      </w:r>
+      <w:r>
+        <w:rPr>
+          <w:sz w:val="26"/>
+          <w:szCs w:val="26"/>
+        </w:rPr>
+        <w:lastRenderedPageBreak/>
+        <w:t>gian)&lt;/strong&gt;&lt;/li&gt;&lt;/ul&gt;&lt;ul&gt;&lt;li&gt;since 2020, since Monday, since I was a child, since last summer, since 8 AM&lt;/li&gt;&lt;li&gt;for 5 years, for 3 hours, for a long time, for two weeks, for ages&lt;/li&gt;&lt;/ul&gt;&lt;h3&gt;Dấu hiệu nhận biết&lt;/h3&gt;&lt;p&gt;&lt;b&gt;just&lt;/b&gt; (vừa mới), &lt;b&gt;already&lt;/b&gt; (đã...rồi), &lt;b&gt;yet&lt;/b&gt; (chưa — dùng trong phủ định và nghi vấn)&lt;br&gt;&lt;b&gt;ever&lt;/b&gt; (đã bao giờ), &lt;b&gt;never&lt;/b&gt; (chưa bao giờ), &lt;b&gt;since&lt;/b&gt; (từ khi), &lt;b&gt;for&lt;/b&gt; (trong khoảng)&lt;br&gt;&lt;b&gt;so far&lt;/b&gt; (cho đến nay), &lt;b&gt;up to now / until now&lt;/b&gt; (cho đến bây giờ), &lt;b&gt;recently / lately&lt;/b&gt; (gần đây)&lt;/p&gt;&lt;h3&gt;Phân biệt HTHT vs Quá khứ đơn&lt;/h3&gt;&lt;p&gt;I &lt;b&gt;have gone&lt;/b&gt; to Paris &lt;b&gt;last year&lt;/b&gt;. → I &lt;b&gt;went&lt;/b&gt; to Paris last year. &lt;i&gt;(Có mốc thời gian cụ thể "last year" → dùng QKĐ)&lt;/i&gt;&lt;br&gt;I &lt;b&gt;have been&lt;/b&gt; to Paris. &lt;i&gt;(Không nói khi nào → HTHT: kinh nghiệm)&lt;/i&gt;&lt;br&gt;&lt;br&gt;&lt;b&gt;Quy tắc:&lt;/b&gt; Có thời gian cụ thể trong quá khứ (yesterday, last week, in 2019...) → dùng &lt;b&gt;Past Simple&lt;/b&gt;.&lt;br&gt;Không có / không cần thời gian cụ thể → dùng &lt;b&gt;Present Perfect&lt;/b&gt;.&lt;/p&gt;&lt;section data-grammar-enhancement="quick-review"&gt;&lt;h3&gt;Ôn nhanh trước khi làm bài&lt;/h3&gt;&lt;ul&gt;&lt;li&gt;Dùng cho trải nghiệm, kết quả còn liên quan hiện tại và hành động bắt đầu trong quá khứ còn tiếp tục.&lt;/li&gt;&lt;li&gt;Since đi với mốc thời gian, for đi với khoảng thời gian.&lt;/li&gt;&lt;li&gt;Already, yet, ever, never thường là tín hiệu quan trọng của thì này.&lt;/li&gt;&lt;/ul&gt;&lt;p&gt;&lt;b&gt;Cách tự kiểm tra:&lt;/b&gt; đọc lại ví dụ, xác định dạng câu, dấu hiệu thời gian/ngữ cảnh, sau đó mới chọn đáp án. Nếu nhầm một điểm, quay lại đúng dòng lý thuyết liên quan để sửa ngay.&lt;/p&gt;&lt;/section&gt;</w:t>
       </w:r>
     </w:p>
     <w:sectPr>

--- a/baocao/thuyettrinh.docx
+++ b/baocao/thuyettrinh.docx
@@ -5,12 +5,21 @@
     <w:p>
       <w:pPr>
         <w:jc w:val="center"/>
-      </w:pPr>
-      <w:r>
         <w:rPr>
           <w:b/>
           <w:sz w:val="36"/>
         </w:rPr>
+      </w:pPr>
+    </w:p>
+    <w:p>
+      <w:pPr>
+        <w:jc w:val="center"/>
+      </w:pPr>
+      <w:r>
+        <w:rPr>
+          <w:b/>
+          <w:sz w:val="36"/>
+        </w:rPr>
         <w:t>KỊCH BẢN THUYẾT TRÌNH 15 PHÚT</w:t>
       </w:r>
     </w:p>
@@ -193,6 +202,7 @@
           <w:rFonts w:ascii="Times New Roman" w:hAnsi="Times New Roman" w:cs="Times New Roman"/>
           <w:color w:val="auto"/>
         </w:rPr>
+        <w:lastRenderedPageBreak/>
         <w:t>Slide 8: SM-2 và Daily Task (65 giây)</w:t>
       </w:r>
     </w:p>
@@ -202,11 +212,7 @@
         <w:ind w:firstLine="360"/>
       </w:pPr>
       <w:r>
-        <w:t xml:space="preserve">Phần ôn tập sử dụng ý tưởng của thuật toán SM-2, tức là lặp lại ngắt quãng. Sau mỗi lần học hoặc ôn, hệ thống dựa trên điểm số để xác định mức độ ghi nhớ, từ đó tính khoảng thời gian ôn tiếp </w:t>
-      </w:r>
-      <w:r>
-        <w:lastRenderedPageBreak/>
-        <w:t>theo. Daily Task sẽ ưu tiên các nội dung đến hạn trước, sau đó mới chọn nội dung mới, giúp người học không bị quên kiến thức cũ và vẫn duy trì nhịp học hằng ngày.</w:t>
+        <w:t>Phần ôn tập sử dụng ý tưởng của thuật toán SM-2, tức là lặp lại ngắt quãng. Sau mỗi lần học hoặc ôn, hệ thống dựa trên điểm số để xác định mức độ ghi nhớ, từ đó tính khoảng thời gian ôn tiếp theo. Daily Task sẽ ưu tiên các nội dung đến hạn trước, sau đó mới chọn nội dung mới, giúp người học không bị quên kiến thức cũ và vẫn duy trì nhịp học hằng ngày.</w:t>
       </w:r>
     </w:p>
     <w:p>
@@ -304,7 +310,7 @@
           <w:rFonts w:ascii="Times New Roman" w:hAnsi="Times New Roman" w:cs="Times New Roman"/>
           <w:color w:val="auto"/>
         </w:rPr>
-        <w:t>Slide 12: Demo hệ thống (120 giây)</w:t>
+        <w:t>Slide 13: Kết quả đạt được (75 giây)</w:t>
       </w:r>
     </w:p>
     <w:p>
@@ -313,7 +319,7 @@
         <w:ind w:firstLine="360"/>
       </w:pPr>
       <w:r>
-        <w:t>Ở phần demo, em sẽ đi theo luồng chính của người học. Đầu tiên là trang chủ, sau đó đăng nhập vào dashboard để xem tiến độ, nhiệm vụ hằng ngày và các khóa học. Tiếp theo em demo một bài học, phần từ điển hoặc bộ sưu tập từ vựng, rồi phần mini-game. Nếu demo chức năng Plus, em sẽ cho thấy Speaking, Speaking AI hoặc Listening được bảo vệ bằng PlusRoute. Cuối cùng, em có thể chuyển sang tài khoản admin để minh họa việc quản lý người dùng, bài học, game và hỗ trợ.</w:t>
+        <w:t>Kết quả đạt được của đề tài là em đã xây dựng được một website học tiếng Anh full-stack với phân quyền người học và admin. Hệ thống có đăng nhập JWT, mã hóa mật khẩu bằng bcrypt, học bốn kỹ năng, ngữ pháp, từ điển, bộ sưu tập từ vựng, mini-game, daily task và spaced repetition. Ngoài ra, hệ thống có tích hợp nâng cao như Whisper cho luyện nói, OpenAI cho Speaking AI và Writing AI, Plus, thanh toán, email, thông báo và hỗ trợ người dùng. Về kiểm thử, backend hiện có 25 test pass cho daily task, SM-2 và Speaking AI; frontend build production thành công.</w:t>
       </w:r>
     </w:p>
     <w:p>
@@ -329,7 +335,7 @@
           <w:rFonts w:ascii="Times New Roman" w:hAnsi="Times New Roman" w:cs="Times New Roman"/>
           <w:color w:val="auto"/>
         </w:rPr>
-        <w:t>Slide 13: Kết quả đạt được (75 giây)</w:t>
+        <w:t>Slide 14: Hạn chế (55 giây)</w:t>
       </w:r>
     </w:p>
     <w:p>
@@ -338,7 +344,7 @@
         <w:ind w:firstLine="360"/>
       </w:pPr>
       <w:r>
-        <w:t>Kết quả đạt được của đề tài là em đã xây dựng được một website học tiếng Anh full-stack với phân quyền người học và admin. Hệ thống có đăng nhập JWT, mã hóa mật khẩu bằng bcrypt, học bốn kỹ năng, ngữ pháp, từ điển, bộ sưu tập từ vựng, mini-game, daily task và spaced repetition. Ngoài ra, hệ thống có tích hợp nâng cao như Whisper cho luyện nói, OpenAI cho Speaking AI và Writing AI, Plus, thanh toán, email, thông báo và hỗ trợ người dùng. Về kiểm thử, backend hiện có 25 test pass cho daily task, SM-2 và Speaking AI; frontend build production thành công.</w:t>
+        <w:t>Hệ thống vẫn còn một số hạn chế. Chất lượng nhận diện giọng nói phụ thuộc vào micro, môi trường ghi âm và tài nguyên máy chủ. Các chức năng AI phụ thuộc vào API bên ngoài nên có thể bị ảnh hưởng bởi tốc độ mạng, quota hoặc chi phí. Nội dung bài học hiện mới ở mức mẫu, chưa bao phủ đầy đủ nhiều cấp độ. Phần chấm speaking chủ yếu dựa trên mức khớp transcript, chưa phân tích sâu âm vị, trọng âm và ngữ điệu.</w:t>
       </w:r>
     </w:p>
     <w:p>
@@ -354,7 +360,8 @@
           <w:rFonts w:ascii="Times New Roman" w:hAnsi="Times New Roman" w:cs="Times New Roman"/>
           <w:color w:val="auto"/>
         </w:rPr>
-        <w:t>Slide 14: Hạn chế (55 giây)</w:t>
+        <w:lastRenderedPageBreak/>
+        <w:t>Slide 15: Hướng phát triển (55 giây)</w:t>
       </w:r>
     </w:p>
     <w:p>
@@ -363,200 +370,171 @@
         <w:ind w:firstLine="360"/>
       </w:pPr>
       <w:r>
-        <w:t xml:space="preserve">Hệ thống vẫn còn một số hạn chế. Chất lượng nhận diện giọng nói phụ thuộc vào micro, môi trường ghi âm và tài nguyên máy chủ. Các chức năng AI phụ thuộc vào API bên ngoài nên có thể bị ảnh hưởng bởi tốc độ mạng, quota hoặc chi phí. Nội dung bài học hiện mới ở mức mẫu, chưa bao </w:t>
-      </w:r>
+        <w:t>Hướng phát triển tiếp theo là mở rộng nội dung theo chuẩn CEFR từ A1 đến B2 hoặc C1, cá nhân hóa lộ trình học bằng AI dựa trên hành vi người học, và cải thiện đánh giá phát âm chi tiết hơn. Về kỹ thuật, hệ thống có thể bổ sung caching, job queue, logging, monitoring, rate limiting và test tích hợp hoặc E2E. Ngoài ra, có thể phát triển PWA hoặc mobile app để người học sử dụng thuận tiện hơn.</w:t>
+      </w:r>
+    </w:p>
+    <w:p>
+      <w:pPr>
+        <w:pStyle w:val="NormalWeb"/>
+      </w:pPr>
+      <w:r>
+        <w:rPr>
+          <w:rStyle w:val="Strong"/>
+        </w:rPr>
+        <w:t>Frontend</w:t>
+      </w:r>
+    </w:p>
+    <w:p>
+      <w:pPr>
+        <w:pStyle w:val="NormalWeb"/>
+      </w:pPr>
+      <w:r>
+        <w:t xml:space="preserve">Em chọn </w:t>
+      </w:r>
+      <w:r>
+        <w:rPr>
+          <w:rStyle w:val="Strong"/>
+        </w:rPr>
+        <w:t>React + Vite</w:t>
+      </w:r>
+      <w:r>
+        <w:t xml:space="preserve"> vì React phù hợp xây dựng giao diện học tập có nhiều trạng thái động như dashboard, bài học, daily task, mini-game, từ điển và phân quyền. React chia giao diện thành component nên dễ tái sử dụng giữa các kỹ năng học. Vite được chọn vì build nhanh, cấu hình gọn và phù hợp đồ án hơn so với setup Webpack thủ công.</w:t>
+      </w:r>
+    </w:p>
+    <w:p>
+      <w:pPr>
+        <w:pStyle w:val="NormalWeb"/>
+      </w:pPr>
+      <w:r>
+        <w:t>Không chọn Vue/Angular vì React có hệ sinh thái lớn, tài liệu nhiều, dễ tích hợp thư viện như React Router, Axios, UI component và các thư viện game/frontend. Angular mạnh nhưng nặng hơn, nhiều quy ước hơn, không cần thiết với phạm vi hệ thống này.</w:t>
+      </w:r>
+    </w:p>
+    <w:p>
+      <w:pPr>
+        <w:pStyle w:val="NormalWeb"/>
+      </w:pPr>
+      <w:r>
+        <w:rPr>
+          <w:rStyle w:val="Strong"/>
+        </w:rPr>
+        <w:t>Backend</w:t>
+      </w:r>
+    </w:p>
+    <w:p>
+      <w:pPr>
+        <w:pStyle w:val="NormalWeb"/>
+      </w:pPr>
+      <w:r>
+        <w:t xml:space="preserve">Em chọn </w:t>
+      </w:r>
+      <w:r>
+        <w:rPr>
+          <w:rStyle w:val="Strong"/>
+        </w:rPr>
+        <w:t>Node.js + Express</w:t>
+      </w:r>
+      <w:r>
+        <w:t xml:space="preserve"> vì backend chủ yếu xử lý REST API, xác thực, nghiệp vụ học tập, gọi API ngoài như OpenAI, Whisper, DictionaryAPI, MyMemory, Datamuse, Cloudinary và SMTP. Node.js phù hợp mô hình I/O nhiều, nhiều request mạng, ít xử lý tính toán nặng trực tiếp. Express gọn, dễ tổ chức module theo từng chức năng như auth, daily task, SM-2, reading, writing, speaking, dictionary.</w:t>
+      </w:r>
+    </w:p>
+    <w:p>
+      <w:pPr>
+        <w:pStyle w:val="NormalWeb"/>
+      </w:pPr>
+      <w:r>
+        <w:t>Không chọn Spring Boot vì tuy mạnh và chuẩn enterprise nhưng cấu hình nặng hơn, thời gian phát triển lâu hơn. Không chọn Django/Laravel vì hệ thống frontend đã tách riêng React, backend chỉ cần API linh hoạt, Express đáp ứng đủ và triển khai nhẹ hơn.</w:t>
+      </w:r>
+    </w:p>
+    <w:p>
+      <w:pPr>
+        <w:pStyle w:val="NormalWeb"/>
+      </w:pPr>
+      <w:r>
+        <w:rPr>
+          <w:rStyle w:val="Strong"/>
+        </w:rPr>
+        <w:t>Cơ sở dữ liệu</w:t>
+      </w:r>
+    </w:p>
+    <w:p>
+      <w:pPr>
+        <w:pStyle w:val="NormalWeb"/>
+      </w:pPr>
+      <w:r>
+        <w:t xml:space="preserve">Em chọn </w:t>
+      </w:r>
+      <w:r>
+        <w:rPr>
+          <w:rStyle w:val="Strong"/>
+        </w:rPr>
+        <w:t>PostgreSQL</w:t>
+      </w:r>
+      <w:r>
+        <w:t xml:space="preserve"> vì dữ liệu của hệ thống có quan hệ rõ ràng: user, role, lesson, progress, daily task, SM-2 item, review, payment, notification. PostgreSQL hỗ trợ quan hệ, khóa ngoại, transaction, query phức tạp và dữ liệu thống kê tốt hơn NoSQL trong bài toán này.</w:t>
+      </w:r>
+    </w:p>
+    <w:p>
+      <w:pPr>
+        <w:pStyle w:val="NormalWeb"/>
+      </w:pPr>
+      <w:r>
+        <w:t>Không chọn MongoDB vì dữ liệu học tập cần tính toàn vẹn cao, ví dụ một DailyTask phải trỏ đúng user và bài học, SM-2 review phải gắn với item, payment phải gắn với user. Dùng SQL giúp tránh dữ liệu rời rạc và dễ viết báo cáo/thống kê.</w:t>
+      </w:r>
+    </w:p>
+    <w:p>
+      <w:pPr>
+        <w:pStyle w:val="NormalWeb"/>
+      </w:pPr>
+      <w:r>
+        <w:rPr>
+          <w:rStyle w:val="Strong"/>
+        </w:rPr>
+        <w:t>JWT và bcrypt</w:t>
+      </w:r>
+    </w:p>
+    <w:p>
+      <w:pPr>
+        <w:pStyle w:val="NormalWeb"/>
+      </w:pPr>
+      <w:r>
+        <w:t xml:space="preserve">Em dùng </w:t>
+      </w:r>
+      <w:r>
+        <w:rPr>
+          <w:rStyle w:val="Strong"/>
+        </w:rPr>
+        <w:t>JWT</w:t>
+      </w:r>
+      <w:r>
+        <w:t xml:space="preserve"> để frontend React có thể gọi API stateless, backend không cần lưu session trên server. Điều này phù hợp khi frontend và backend deploy tách riêng. </w:t>
+      </w:r>
+      <w:r>
+        <w:rPr>
+          <w:rStyle w:val="Strong"/>
+        </w:rPr>
+        <w:t>bcrypt</w:t>
+      </w:r>
+      <w:r>
+        <w:t xml:space="preserve"> được dùng để hash mật khẩu, tránh lưu mật khẩu gốc trong database.</w:t>
+      </w:r>
+    </w:p>
+    <w:p>
+      <w:pPr>
+        <w:pStyle w:val="NormalWeb"/>
+      </w:pPr>
+      <w:r>
+        <w:rPr>
+          <w:rStyle w:val="Strong"/>
+        </w:rPr>
+        <w:t>Whisper service</w:t>
+      </w:r>
+    </w:p>
+    <w:p>
+      <w:pPr>
+        <w:pStyle w:val="NormalWeb"/>
+      </w:pPr>
       <w:r>
         <w:lastRenderedPageBreak/>
-        <w:t>phủ đầy đủ nhiều cấp độ. Phần chấm speaking chủ yếu dựa trên mức khớp transcript, chưa phân tích sâu âm vị, trọng âm và ngữ điệu.</w:t>
-      </w:r>
-    </w:p>
-    <w:p>
-      <w:pPr>
-        <w:pStyle w:val="Heading2"/>
-        <w:rPr>
-          <w:rFonts w:ascii="Times New Roman" w:hAnsi="Times New Roman" w:cs="Times New Roman"/>
-          <w:color w:val="auto"/>
-        </w:rPr>
-      </w:pPr>
-      <w:r>
-        <w:rPr>
-          <w:rFonts w:ascii="Times New Roman" w:hAnsi="Times New Roman" w:cs="Times New Roman"/>
-          <w:color w:val="auto"/>
-        </w:rPr>
-        <w:t>Slide 15: Hướng phát triển (55 giây)</w:t>
-      </w:r>
-    </w:p>
-    <w:p>
-      <w:pPr>
-        <w:spacing w:after="160"/>
-        <w:ind w:firstLine="360"/>
-      </w:pPr>
-      <w:r>
-        <w:t>Hướng phát triển tiếp theo là mở rộng nội dung theo chuẩn CEFR từ A1 đến B2 hoặc C1, cá nhân hóa lộ trình học bằng AI dựa trên hành vi người học, và cải thiện đánh giá phát âm chi tiết hơn. Về kỹ thuật, hệ thống có thể bổ sung caching, job queue, logging, monitoring, rate limiting và test tích hợp hoặc E2E. Ngoài ra, có thể phát triển PWA hoặc mobile app để người học sử dụng thuận tiện hơn.</w:t>
-      </w:r>
-    </w:p>
-    <w:p>
-      <w:pPr>
-        <w:pStyle w:val="NormalWeb"/>
-      </w:pPr>
-      <w:r>
-        <w:rPr>
-          <w:rStyle w:val="Strong"/>
-        </w:rPr>
-        <w:t>Frontend</w:t>
-      </w:r>
-    </w:p>
-    <w:p>
-      <w:pPr>
-        <w:pStyle w:val="NormalWeb"/>
-      </w:pPr>
-      <w:r>
-        <w:t xml:space="preserve">Em chọn </w:t>
-      </w:r>
-      <w:r>
-        <w:rPr>
-          <w:rStyle w:val="Strong"/>
-        </w:rPr>
-        <w:t>React + Vite</w:t>
-      </w:r>
-      <w:r>
-        <w:t xml:space="preserve"> vì React phù hợp xây dựng giao diện học tập có nhiều trạng thái động như dashboard, bài học, daily task, mini-game, từ điển và phân quyền. React chia giao diện thành component nên dễ tái sử dụng giữa các kỹ năng học. Vite được chọn vì build nhanh, cấu hình gọn và phù hợp đồ án hơn so với setup Webpack thủ công.</w:t>
-      </w:r>
-    </w:p>
-    <w:p>
-      <w:pPr>
-        <w:pStyle w:val="NormalWeb"/>
-      </w:pPr>
-      <w:r>
-        <w:t>Không chọn Vue/Angular vì React có hệ sinh thái lớn, tài liệu nhiều, dễ tích hợp thư viện như React Router, Axios, UI component và các thư viện game/frontend. Angular mạnh nhưng nặng hơn, nhiều quy ước hơn, không cần thiết với phạm vi hệ thống này.</w:t>
-      </w:r>
-    </w:p>
-    <w:p>
-      <w:pPr>
-        <w:pStyle w:val="NormalWeb"/>
-      </w:pPr>
-      <w:r>
-        <w:rPr>
-          <w:rStyle w:val="Strong"/>
-        </w:rPr>
-        <w:t>Backend</w:t>
-      </w:r>
-    </w:p>
-    <w:p>
-      <w:pPr>
-        <w:pStyle w:val="NormalWeb"/>
-      </w:pPr>
-      <w:r>
-        <w:t xml:space="preserve">Em chọn </w:t>
-      </w:r>
-      <w:r>
-        <w:rPr>
-          <w:rStyle w:val="Strong"/>
-        </w:rPr>
-        <w:t>Node.js + Express</w:t>
-      </w:r>
-      <w:r>
-        <w:t xml:space="preserve"> vì backend chủ yếu xử lý REST API, xác thực, nghiệp vụ học tập, gọi API ngoài như OpenAI, Whisper, DictionaryAPI, MyMemory, Datamuse, Cloudinary và SMTP. Node.js phù hợp mô hình I/O nhiều, nhiều request mạng, ít xử lý tính toán nặng trực tiếp. Express gọn, dễ tổ chức module theo từng chức năng như auth, daily task, SM-2, reading, writing, speaking, dictionary.</w:t>
-      </w:r>
-    </w:p>
-    <w:p>
-      <w:pPr>
-        <w:pStyle w:val="NormalWeb"/>
-      </w:pPr>
-      <w:r>
-        <w:t>Không chọn Spring Boot vì tuy mạnh và chuẩn enterprise nhưng cấu hình nặng hơn, thời gian phát triển lâu hơn. Không chọn Django/Laravel vì hệ thống frontend đã tách riêng React, backend chỉ cần API linh hoạt, Express đáp ứng đủ và triển khai nhẹ hơn.</w:t>
-      </w:r>
-    </w:p>
-    <w:p>
-      <w:pPr>
-        <w:pStyle w:val="NormalWeb"/>
-      </w:pPr>
-      <w:r>
-        <w:rPr>
-          <w:rStyle w:val="Strong"/>
-        </w:rPr>
-        <w:t>Cơ sở dữ liệu</w:t>
-      </w:r>
-    </w:p>
-    <w:p>
-      <w:pPr>
-        <w:pStyle w:val="NormalWeb"/>
-      </w:pPr>
-      <w:r>
-        <w:t xml:space="preserve">Em chọn </w:t>
-      </w:r>
-      <w:r>
-        <w:rPr>
-          <w:rStyle w:val="Strong"/>
-        </w:rPr>
-        <w:t>PostgreSQL</w:t>
-      </w:r>
-      <w:r>
-        <w:t xml:space="preserve"> vì dữ liệu của hệ thống có quan hệ rõ ràng: user, role, lesson, progress, daily task, SM-2 item, review, payment, notification. PostgreSQL hỗ trợ quan hệ, khóa ngoại, transaction, query phức tạp và dữ liệu thống kê tốt hơn NoSQL trong bài toán này.</w:t>
-      </w:r>
-    </w:p>
-    <w:p>
-      <w:pPr>
-        <w:pStyle w:val="NormalWeb"/>
-      </w:pPr>
-      <w:r>
-        <w:t>Không chọn MongoDB vì dữ liệu học tập cần tính toàn vẹn cao, ví dụ một DailyTask phải trỏ đúng user và bài học, SM-2 review phải gắn với item, payment phải gắn với user. Dùng SQL giúp tránh dữ liệu rời rạc và dễ viết báo cáo/thống kê.</w:t>
-      </w:r>
-    </w:p>
-    <w:p>
-      <w:pPr>
-        <w:pStyle w:val="NormalWeb"/>
-      </w:pPr>
-      <w:r>
-        <w:rPr>
-          <w:rStyle w:val="Strong"/>
-        </w:rPr>
-        <w:t>JWT và bcrypt</w:t>
-      </w:r>
-    </w:p>
-    <w:p>
-      <w:pPr>
-        <w:pStyle w:val="NormalWeb"/>
-      </w:pPr>
-      <w:r>
-        <w:lastRenderedPageBreak/>
-        <w:t xml:space="preserve">Em dùng </w:t>
-      </w:r>
-      <w:r>
-        <w:rPr>
-          <w:rStyle w:val="Strong"/>
-        </w:rPr>
-        <w:t>JWT</w:t>
-      </w:r>
-      <w:r>
-        <w:t xml:space="preserve"> để frontend React có thể gọi API stateless, backend không cần lưu session trên server. Điều này phù hợp khi frontend và backend deploy tách riêng. </w:t>
-      </w:r>
-      <w:r>
-        <w:rPr>
-          <w:rStyle w:val="Strong"/>
-        </w:rPr>
-        <w:t>bcrypt</w:t>
-      </w:r>
-      <w:r>
-        <w:t xml:space="preserve"> được dùng để hash mật khẩu, tránh lưu mật khẩu gốc trong database.</w:t>
-      </w:r>
-    </w:p>
-    <w:p>
-      <w:pPr>
-        <w:pStyle w:val="NormalWeb"/>
-      </w:pPr>
-      <w:r>
-        <w:rPr>
-          <w:rStyle w:val="Strong"/>
-        </w:rPr>
-        <w:t>Whisper service</w:t>
-      </w:r>
-    </w:p>
-    <w:p>
-      <w:pPr>
-        <w:pStyle w:val="NormalWeb"/>
-      </w:pPr>
-      <w:r>
         <w:t xml:space="preserve">Em tách Whisper thành service riêng bằng </w:t>
       </w:r>
       <w:r>
@@ -1244,14 +1222,7 @@
               <w:rPr>
                 <w:szCs w:val="24"/>
               </w:rPr>
-              <w:t xml:space="preserve">Lần cuối user thật sự làm bài và được chấm điểm. Nếu NULL thì không tính là </w:t>
-            </w:r>
-            <w:r>
-              <w:rPr>
-                <w:szCs w:val="24"/>
-              </w:rPr>
-              <w:lastRenderedPageBreak/>
-              <w:t>item SM-2 thật sự theo logic mới.</w:t>
+              <w:t>Lần cuối user thật sự làm bài và được chấm điểm. Nếu NULL thì không tính là item SM-2 thật sự theo logic mới.</w:t>
             </w:r>
           </w:p>
         </w:tc>
@@ -1274,7 +1245,6 @@
               <w:rPr>
                 <w:szCs w:val="24"/>
               </w:rPr>
-              <w:lastRenderedPageBreak/>
               <w:t>DueDate</w:t>
             </w:r>
           </w:p>
@@ -1451,6 +1421,7 @@
               <w:rPr>
                 <w:szCs w:val="24"/>
               </w:rPr>
+              <w:lastRenderedPageBreak/>
               <w:t>CreatedAt, UpdatedAt</w:t>
             </w:r>
           </w:p>
@@ -2461,7 +2432,6 @@
         <w:pStyle w:val="Heading1"/>
       </w:pPr>
       <w:r>
-        <w:lastRenderedPageBreak/>
         <w:t>Dịch</w:t>
       </w:r>
     </w:p>
@@ -2497,6 +2467,7 @@
         <w:rPr>
           <w:rStyle w:val="Strong"/>
         </w:rPr>
+        <w:lastRenderedPageBreak/>
         <w:t>3. Dịch câu</w:t>
       </w:r>
       <w:r>
@@ -2730,8 +2701,11 @@
     </w:p>
     <w:p>
       <w:r>
+        <w:t xml:space="preserve">Trả lời: Hệ thống hiện chấm Speaking chủ yếu theo mức độ khớp giữa transcript do Whisper nhận diện và câu mẫu, chưa phân tích sâu âm vị, trọng âm hoặc ngữ điệu như một hệ thống pronunciation scoring chuyên dụng. Vì vậy nếu người học phát âm chưa chuẩn nhưng Whisper vẫn nhận đúng, điểm có thể cao hơn thực tế phát âm. Điểm Speaking được tính từ các thành phần recall, F1 và </w:t>
+      </w:r>
+      <w:r>
         <w:lastRenderedPageBreak/>
-        <w:t>Trả lời: Hệ thống hiện chấm Speaking chủ yếu theo mức độ khớp giữa transcript do Whisper nhận diện và câu mẫu, chưa phân tích sâu âm vị, trọng âm hoặc ngữ điệu như một hệ thống pronunciation scoring chuyên dụng. Vì vậy nếu người học phát âm chưa chuẩn nhưng Whisper vẫn nhận đúng, điểm có thể cao hơn thực tế phát âm. Điểm Speaking được tính từ các thành phần recall, F1 và lengthRatio, với trọng số chính nghiêng về recall để xem người học nói đúng bao nhiêu nội dung của câu mẫu.</w:t>
+        <w:t>lengthRatio, với trọng số chính nghiêng về recall để xem người học nói đúng bao nhiêu nội dung của câu mẫu.</w:t>
       </w:r>
     </w:p>
     <w:p>
@@ -2793,12 +2767,12 @@
         <w:rPr>
           <w:b/>
         </w:rPr>
+        <w:t>5. Cơ chế kiểm tra đầu vào</w:t>
+      </w:r>
+    </w:p>
+    <w:p>
+      <w:r>
         <w:lastRenderedPageBreak/>
-        <w:t>5. Cơ chế kiểm tra đầu vào</w:t>
-      </w:r>
-    </w:p>
-    <w:p>
-      <w:r>
         <w:t>Câu hỏi: Câu hỏi placement test được bốc như thế nào? Vì sao lấy 2 câu dễ và 1 câu khó cho mỗi dạng? Ngưỡng nào để xếp người học vào new hoặc basic? Nếu ngân hàng câu hỏi thiếu một dạng thì hệ thống xử lý ra sao?</w:t>
       </w:r>
     </w:p>
@@ -4858,21 +4832,6 @@
           <w:szCs w:val="26"/>
         </w:rPr>
       </w:pPr>
-      <w:r>
-        <w:rPr>
-          <w:sz w:val="26"/>
-          <w:szCs w:val="26"/>
-        </w:rPr>
-        <w:t xml:space="preserve">&lt;h3&gt;Định nghĩa&lt;/h3&gt;&lt;p&gt;Thì Hiện tại hoàn thành (Present Perfect) diễn tả hành động &lt;b&gt;đã xảy ra trong quá khứ nhưng có liên quan đến hiện tại&lt;/b&gt;, hoặc hành động &lt;b&gt;bắt đầu trong quá khứ và kéo dài đến hiện tại&lt;/b&gt;.&lt;/p&gt;&lt;h3&gt;Cấu trúc chi tiết&lt;/h3&gt;&lt;ul&gt;&lt;li&gt;&lt;strong&gt;Dạng câu&lt;/strong&gt;&lt;/li&gt;&lt;li&gt;&lt;strong&gt;Cấu trúc&lt;/strong&gt;&lt;/li&gt;&lt;li&gt;&lt;strong&gt;Ví dụ&lt;/strong&gt;&lt;/li&gt;&lt;/ul&gt;&lt;ul&gt;&lt;li&gt;&lt;b&gt;Khẳng định&lt;/b&gt;&lt;/li&gt;&lt;li&gt;S + have/has + V3 (past participle)&lt;/li&gt;&lt;li&gt;I &lt;b&gt;have finished&lt;/b&gt; my homework.&lt;/li&gt;&lt;/ul&gt;&lt;ul&gt;&lt;li&gt;&lt;b&gt;Phủ định&lt;/b&gt;&lt;/li&gt;&lt;li&gt;S + have/has + not + V3&lt;/li&gt;&lt;li&gt;She &lt;b&gt;hasn't eaten&lt;/b&gt; lunch yet.&lt;/li&gt;&lt;/ul&gt;&lt;ul&gt;&lt;li&gt;&lt;b&gt;Nghi vấn&lt;/b&gt;&lt;/li&gt;&lt;li&gt;Have/Has + S + V3?&lt;/li&gt;&lt;li&gt;&lt;b&gt;Have&lt;/b&gt; you ever &lt;b&gt;been&lt;/b&gt; to Japan?&lt;/li&gt;&lt;/ul&gt;&lt;p&gt;&lt;b&gt;Lưu ý:&lt;/b&gt; I/you/we/they → &lt;b&gt;have&lt;/b&gt; | he/she/it → &lt;b&gt;has&lt;/b&gt;&lt;/p&gt;&lt;h3&gt;Cách dùng chi tiết&lt;/h3&gt;&lt;p&gt;&lt;b&gt;1. Kinh nghiệm, trải nghiệm (không nói thời gian cụ thể):&lt;/b&gt;&lt;/p&gt;&lt;p&gt;I &lt;b&gt;have visited&lt;/b&gt; Paris three times. &lt;i&gt;(Tôi đã đến Paris ba lần.)&lt;/i&gt;&lt;/p&gt;&lt;p&gt;&lt;b&gt;Have&lt;/b&gt; you ever &lt;b&gt;tried&lt;/b&gt; sushi? &lt;i&gt;(Bạn đã bao giờ thử sushi chưa?)&lt;/i&gt;&lt;/p&gt;&lt;p&gt;She &lt;b&gt;has never seen&lt;/b&gt; snow. &lt;i&gt;(Cô ấy chưa bao giờ nhìn thấy tuyết.)&lt;/i&gt;&lt;/p&gt;&lt;p&gt;&lt;b&gt;2. Hành động vừa mới xảy ra (just, already, yet):&lt;/b&gt;&lt;/p&gt;&lt;p&gt;He &lt;b&gt;has just arrived&lt;/b&gt;. &lt;i&gt;(Anh ấy vừa mới đến.)&lt;/i&gt;&lt;/p&gt;&lt;p&gt;I &lt;b&gt;have already done&lt;/b&gt; my homework. &lt;i&gt;(Tôi đã làm xong bài tập rồi.)&lt;/i&gt;&lt;/p&gt;&lt;p&gt;&lt;b&gt;Has&lt;/b&gt; the meeting &lt;b&gt;started&lt;/b&gt; yet? &lt;i&gt;(Cuộc họp đã bắt đầu chưa?)&lt;/i&gt;&lt;/p&gt;&lt;p&gt;&lt;b&gt;3. Hành động kéo dài từ quá khứ đến hiện tại (since, for):&lt;/b&gt;&lt;/p&gt;&lt;p&gt;I &lt;b&gt;have lived&lt;/b&gt; here &lt;b&gt;since&lt;/b&gt; 2010. &lt;i&gt;(Tôi đã sống ở đây từ năm 2010.)&lt;/i&gt;&lt;/p&gt;&lt;p&gt;She &lt;b&gt;has worked&lt;/b&gt; at this company &lt;b&gt;for&lt;/b&gt; 5 years. &lt;i&gt;(Cô ấy đã làm việc ở công ty này được 5 năm.)&lt;/i&gt;&lt;/p&gt;&lt;p&gt;We &lt;b&gt;have known&lt;/b&gt; each other &lt;b&gt;since&lt;/b&gt; childhood. &lt;i&gt;(Chúng tôi đã biết nhau từ nhỏ.)&lt;/i&gt;&lt;/p&gt;&lt;h3&gt;Since vs For&lt;/h3&gt;&lt;ul&gt;&lt;li&gt;&lt;strong&gt;SINCE (từ khi — mốc thời gian)&lt;/strong&gt;&lt;/li&gt;&lt;li&gt;&lt;strong&gt;FOR (được — khoảng thời </w:t>
-      </w:r>
-      <w:r>
-        <w:rPr>
-          <w:sz w:val="26"/>
-          <w:szCs w:val="26"/>
-        </w:rPr>
-        <w:lastRenderedPageBreak/>
-        <w:t>gian)&lt;/strong&gt;&lt;/li&gt;&lt;/ul&gt;&lt;ul&gt;&lt;li&gt;since 2020, since Monday, since I was a child, since last summer, since 8 AM&lt;/li&gt;&lt;li&gt;for 5 years, for 3 hours, for a long time, for two weeks, for ages&lt;/li&gt;&lt;/ul&gt;&lt;h3&gt;Dấu hiệu nhận biết&lt;/h3&gt;&lt;p&gt;&lt;b&gt;just&lt;/b&gt; (vừa mới), &lt;b&gt;already&lt;/b&gt; (đã...rồi), &lt;b&gt;yet&lt;/b&gt; (chưa — dùng trong phủ định và nghi vấn)&lt;br&gt;&lt;b&gt;ever&lt;/b&gt; (đã bao giờ), &lt;b&gt;never&lt;/b&gt; (chưa bao giờ), &lt;b&gt;since&lt;/b&gt; (từ khi), &lt;b&gt;for&lt;/b&gt; (trong khoảng)&lt;br&gt;&lt;b&gt;so far&lt;/b&gt; (cho đến nay), &lt;b&gt;up to now / until now&lt;/b&gt; (cho đến bây giờ), &lt;b&gt;recently / lately&lt;/b&gt; (gần đây)&lt;/p&gt;&lt;h3&gt;Phân biệt HTHT vs Quá khứ đơn&lt;/h3&gt;&lt;p&gt;I &lt;b&gt;have gone&lt;/b&gt; to Paris &lt;b&gt;last year&lt;/b&gt;. → I &lt;b&gt;went&lt;/b&gt; to Paris last year. &lt;i&gt;(Có mốc thời gian cụ thể "last year" → dùng QKĐ)&lt;/i&gt;&lt;br&gt;I &lt;b&gt;have been&lt;/b&gt; to Paris. &lt;i&gt;(Không nói khi nào → HTHT: kinh nghiệm)&lt;/i&gt;&lt;br&gt;&lt;br&gt;&lt;b&gt;Quy tắc:&lt;/b&gt; Có thời gian cụ thể trong quá khứ (yesterday, last week, in 2019...) → dùng &lt;b&gt;Past Simple&lt;/b&gt;.&lt;br&gt;Không có / không cần thời gian cụ thể → dùng &lt;b&gt;Present Perfect&lt;/b&gt;.&lt;/p&gt;&lt;section data-grammar-enhancement="quick-review"&gt;&lt;h3&gt;Ôn nhanh trước khi làm bài&lt;/h3&gt;&lt;ul&gt;&lt;li&gt;Dùng cho trải nghiệm, kết quả còn liên quan hiện tại và hành động bắt đầu trong quá khứ còn tiếp tục.&lt;/li&gt;&lt;li&gt;Since đi với mốc thời gian, for đi với khoảng thời gian.&lt;/li&gt;&lt;li&gt;Already, yet, ever, never thường là tín hiệu quan trọng của thì này.&lt;/li&gt;&lt;/ul&gt;&lt;p&gt;&lt;b&gt;Cách tự kiểm tra:&lt;/b&gt; đọc lại ví dụ, xác định dạng câu, dấu hiệu thời gian/ngữ cảnh, sau đó mới chọn đáp án. Nếu nhầm một điểm, quay lại đúng dòng lý thuyết liên quan để sửa ngay.&lt;/p&gt;&lt;/section&gt;</w:t>
-      </w:r>
     </w:p>
     <w:sectPr>
       <w:pgSz w:w="12240" w:h="15840"/>
